--- a/grade8/Fluency-Lab-Package/module-materials/Module-3-Divide/FluencyLab_M3_Mixed_Review.docx
+++ b/grade8/Fluency-Lab-Package/module-materials/Module-3-Divide/FluencyLab_M3_Mixed_Review.docx
@@ -49,6 +49,9 @@
         <w:gridCol w:w="5960"/>
       </w:tblGrid>
       <w:tr>
+        <w:trPr>
+          <w:cantSplit/>
+        </w:trPr>
         <w:tc>
           <w:tcPr>
             <w:tcW w:type="dxa" w:w="3400"/>
@@ -121,29 +124,6 @@
           <w:szCs w:val="4"/>
         </w:rPr>
         <w:t xml:space="preserve"/>
-      </w:r>
-    </w:p>
-    <w:p>
-      <w:pPr>
-        <w:spacing w:after="110" w:line="274"/>
-      </w:pPr>
-      <w:r>
-        <w:rPr>
-          <w:color w:val="222222"/>
-          <w:sz w:val="22"/>
-          <w:szCs w:val="22"/>
-        </w:rPr>
-        <w:t xml:space="preserve">Division facts, long division, and multiplication to keep it warm. Ask first: </w:t>
-      </w:r>
-      <w:r>
-        <w:rPr>
-          <w:b/>
-          <w:bCs/>
-          <w:color w:val="222222"/>
-          <w:sz w:val="22"/>
-          <w:szCs w:val="22"/>
-        </w:rPr>
-        <w:t xml:space="preserve">what operation, and what’s the next step?</w:t>
       </w:r>
     </w:p>
     <w:p>
@@ -180,6 +160,9 @@
         <w:gridCol w:w="3120"/>
       </w:tblGrid>
       <w:tr>
+        <w:trPr>
+          <w:cantSplit/>
+        </w:trPr>
         <w:tc>
           <w:tcPr>
             <w:tcW w:type="dxa" w:w="3120"/>
@@ -272,6 +255,9 @@
         </w:tc>
       </w:tr>
       <w:tr>
+        <w:trPr>
+          <w:cantSplit/>
+        </w:trPr>
         <w:tc>
           <w:tcPr>
             <w:tcW w:type="dxa" w:w="3120"/>
@@ -377,7 +363,7 @@
           <w:sz w:val="26"/>
           <w:szCs w:val="26"/>
         </w:rPr>
-        <w:t xml:space="preserve">Long division — set up and solve</w:t>
+        <w:t xml:space="preserve">Long division</w:t>
       </w:r>
     </w:p>
     <w:tbl>
@@ -397,6 +383,9 @@
         <w:gridCol w:w="4680"/>
       </w:tblGrid>
       <w:tr>
+        <w:trPr>
+          <w:cantSplit/>
+        </w:trPr>
         <w:tc>
           <w:tcPr>
             <w:tcW w:type="dxa" w:w="4680"/>
@@ -579,6 +568,9 @@
         </w:tc>
       </w:tr>
       <w:tr>
+        <w:trPr>
+          <w:cantSplit/>
+        </w:trPr>
         <w:tc>
           <w:tcPr>
             <w:tcW w:type="dxa" w:w="4680"/>
@@ -793,6 +785,9 @@
         <w:gridCol w:w="9360"/>
       </w:tblGrid>
       <w:tr>
+        <w:trPr>
+          <w:cantSplit/>
+        </w:trPr>
         <w:tc>
           <w:tcPr>
             <w:tcW w:type="dxa" w:w="9360"/>
@@ -852,39 +847,7 @@
           <w:sz w:val="26"/>
           <w:szCs w:val="26"/>
         </w:rPr>
-        <w:t xml:space="preserve">Find and fix the mistake</w:t>
-      </w:r>
-    </w:p>
-    <w:p>
-      <w:pPr>
-        <w:spacing w:after="110" w:line="274"/>
-      </w:pPr>
-      <w:r>
-        <w:rPr>
-          <w:color w:val="222222"/>
-          <w:sz w:val="22"/>
-          <w:szCs w:val="22"/>
-        </w:rPr>
-        <w:t xml:space="preserve">Dividing 824 ÷ 4, this student wrote </w:t>
-      </w:r>
-      <w:r>
-        <w:rPr>
-          <w:rFonts w:ascii="Consolas" w:cs="Consolas" w:eastAsia="Consolas" w:hAnsi="Consolas"/>
-          <w:b/>
-          <w:bCs/>
-          <w:color w:val="B03A2E"/>
-          <w:sz w:val="22"/>
-          <w:szCs w:val="22"/>
-        </w:rPr>
-        <w:t xml:space="preserve">26</w:t>
-      </w:r>
-      <w:r>
-        <w:rPr>
-          <w:color w:val="222222"/>
-          <w:sz w:val="22"/>
-          <w:szCs w:val="22"/>
-        </w:rPr>
-        <w:t xml:space="preserve">. They forgot that 4 goes into the 2 zero times — a 0 belongs in the quotient. Find the error and give the correct answer.</w:t>
+        <w:t xml:space="preserve">Find the mistake</w:t>
       </w:r>
     </w:p>
     <w:tbl>
@@ -903,6 +866,9 @@
         <w:gridCol w:w="9360"/>
       </w:tblGrid>
       <w:tr>
+        <w:trPr>
+          <w:cantSplit/>
+        </w:trPr>
         <w:tc>
           <w:tcPr>
             <w:tcW w:type="dxa" w:w="9360"/>
@@ -921,16 +887,51 @@
             </w:tcMar>
           </w:tcPr>
           <w:p>
+            <w:pPr>
+              <w:spacing w:after="0" w:line="248"/>
+            </w:pPr>
             <w:r>
               <w:rPr>
                 <w:rFonts w:ascii="Consolas" w:cs="Consolas" w:eastAsia="Consolas" w:hAnsi="Consolas"/>
                 <w:b/>
                 <w:bCs/>
                 <w:color w:val="B03A2E"/>
+                <w:sz w:val="26"/>
+                <w:szCs w:val="26"/>
+              </w:rPr>
+              <w:t xml:space="preserve">    2   6    ✗</w:t>
+            </w:r>
+          </w:p>
+          <w:p>
+            <w:pPr>
+              <w:spacing w:after="0" w:line="248"/>
+            </w:pPr>
+            <w:r>
+              <w:rPr>
+                <w:rFonts w:ascii="Consolas" w:cs="Consolas" w:eastAsia="Consolas" w:hAnsi="Consolas"/>
+                <w:b w:val="false"/>
+                <w:bCs w:val="false"/>
+                <w:color w:val="1A1A1A"/>
                 <w:sz w:val="24"/>
                 <w:szCs w:val="24"/>
               </w:rPr>
-              <w:t xml:space="preserve">824 ÷ 4  →  26    (wrong)</w:t>
+              <w:t xml:space="preserve">    ─────</w:t>
+            </w:r>
+          </w:p>
+          <w:p>
+            <w:pPr>
+              <w:spacing w:after="0" w:line="248"/>
+            </w:pPr>
+            <w:r>
+              <w:rPr>
+                <w:rFonts w:ascii="Consolas" w:cs="Consolas" w:eastAsia="Consolas" w:hAnsi="Consolas"/>
+                <w:b w:val="false"/>
+                <w:bCs w:val="false"/>
+                <w:color w:val="1A1A1A"/>
+                <w:sz w:val="26"/>
+                <w:szCs w:val="26"/>
+              </w:rPr>
+              <w:t xml:space="preserve">4 ) 8 2 4</w:t>
             </w:r>
           </w:p>
           <w:p>
@@ -953,7 +954,7 @@
                 <w:sz w:val="21"/>
                 <w:szCs w:val="21"/>
               </w:rPr>
-              <w:t xml:space="preserve">Correct answer: ______      Check: 4 × ______ = 824</w:t>
+              <w:t xml:space="preserve">Correct answer: ______</w:t>
             </w:r>
           </w:p>
         </w:tc>
@@ -971,7 +972,7 @@
           <w:sz w:val="20"/>
           <w:szCs w:val="20"/>
         </w:rPr>
-        <w:t xml:space="preserve">When a divisor won’t go, write a 0 and keep going. ★</w:t>
+        <w:t xml:space="preserve">Can’t divide? Write 0. ★</w:t>
       </w:r>
     </w:p>
     <w:sectPr>
